--- a/atelier/atelier_097.docx
+++ b/atelier/atelier_097.docx
@@ -135,7 +135,7 @@
           </w:tcPr>
           <w:p>
             <w:r>
-              <w:t xml:space="preserve">Le repo contient-il les fichiers essentiels (README, .gitignore, CHANGELOG) ?</w:t>
+              <w:t xml:space="preserve">Le repo contient-il les fichiers essentiels (README,.gitignore, CHANGELOG) ?</w:t>
             </w:r>
           </w:p>
         </w:tc>
@@ -186,7 +186,7 @@
           </w:tcPr>
           <w:p>
             <w:r>
-              <w:t xml:space="preserve">En Progrès 🟡 — README et .gitignore posés : faire exister le CHANGELOG</w:t>
+              <w:t xml:space="preserve">En Progrès 🟡 — README et.gitignore posés : faire exister le CHANGELOG</w:t>
             </w:r>
           </w:p>
         </w:tc>
@@ -441,7 +441,7 @@
           </w:tcPr>
           <w:p>
             <w:r>
-              <w:t xml:space="preserve">README (#94, #96) et .gitignore (#95) en place</w:t>
+              <w:t xml:space="preserve">README et.gitignore en place</w:t>
             </w:r>
           </w:p>
         </w:tc>
@@ -460,7 +460,7 @@
         <w:spacing w:after="120"/>
       </w:pPr>
       <w:r>
-        <w:t xml:space="preserve">Le repo a son README et son .gitignore. Reste le troisième fichier essentiel de H04 : le CHANGELOG — la trace, version par version, de ce qui a changé. Sans lui, répondre à « qu’est-ce qui a changé entre la version d’avant et celle-ci ? » oblige à fouiller l’historique Git, illisible pour qui n’est pas dans le code. Le sujet de cet atelier est double : créer le fichier CHANGELOG avec un format clair, ET décider du processus de mise à jour à chaque release — car un CHANGELOG ne vaut que s’il est tenu à jour. À ce stade, la mise à jour est MANUELLE : on pose le fichier et le réflexe de l’alimenter. L’automatisation de ce remplissage viendra ensuite (#98, qui renvoie à la capsule #72) — mais on ne peut automatiser que ce qui existe déjà comme pratique. On crée d’abord le fichier et l’habitude.</w:t>
+        <w:t xml:space="preserve">Le repo a son README et son.gitignore. Reste le troisième fichier essentiel de H04 : le CHANGELOG — la trace, version par version, de ce qui a changé. Sans lui, répondre à « qu’est-ce qui a changé entre la version d’avant et celle-ci ? » oblige à fouiller l’historique Git, illisible pour qui n’est pas dans le code. Le sujet de cet atelier est double : créer le fichier CHANGELOG avec un format clair, ET décider du processus de mise à jour à chaque release — car un CHANGELOG ne vaut que s’il est tenu à jour. À ce stade, la mise à jour est MANUELLE : on pose le fichier et le réflexe de l’alimenter. L’automatisation de ce remplissage viendra ensuite (qui renvoie à la capsule) — mais on ne peut automatiser que ce qui existe déjà comme pratique. On crée d’abord le fichier et l’habitude.</w:t>
       </w:r>
     </w:p>
     <w:p>
@@ -507,7 +507,7 @@
         <w:spacing w:after="80"/>
       </w:pPr>
       <w:r>
-        <w:t xml:space="preserve">La mise à jour manuelle d’abord installe l’habitude qu’on automatisera ensuite : on ne peut pas automatiser une pratique qui n’existe pas. Tenir le CHANGELOG à la main à chaque release crée le réflexe et fait comprendre ce qu’on y met ; l’automatisation (#98 / capsule #72) viendra ensuite mécaniser un geste déjà maîtrisé.</w:t>
+        <w:t xml:space="preserve">La mise à jour manuelle d’abord installe l’habitude qu’on automatisera ensuite : on ne peut pas automatiser une pratique qui n’existe pas. Tenir le CHANGELOG à la main à chaque release crée le réflexe et fait comprendre ce qu’on y met ; l’automatisation capsule) viendra ensuite mécaniser un geste déjà maîtrisé.</w:t>
       </w:r>
     </w:p>
     <w:p>
@@ -679,7 +679,7 @@
                 <w:sz w:val="18"/>
                 <w:szCs w:val="18"/>
               </w:rPr>
-              <w:t xml:space="preserve">  # Changelog</w:t>
+              <w:t xml:space="preserve"> # Changelog</w:t>
             </w:r>
           </w:p>
           <w:p>
@@ -699,67 +699,67 @@
                 <w:sz w:val="18"/>
                 <w:szCs w:val="18"/>
               </w:rPr>
-              <w:t xml:space="preserve">  ## [1.2.0] - 2026-06-26</w:t>
-            </w:r>
-          </w:p>
-          <w:p>
-            <w:r>
-              <w:rPr>
-                <w:rFonts w:ascii="Consolas" w:cs="Consolas" w:eastAsia="Consolas" w:hAnsi="Consolas"/>
-                <w:sz w:val="18"/>
-                <w:szCs w:val="18"/>
-              </w:rPr>
-              <w:t xml:space="preserve">  ### Ajouté</w:t>
-            </w:r>
-          </w:p>
-          <w:p>
-            <w:r>
-              <w:rPr>
-                <w:rFonts w:ascii="Consolas" w:cs="Consolas" w:eastAsia="Consolas" w:hAnsi="Consolas"/>
-                <w:sz w:val="18"/>
-                <w:szCs w:val="18"/>
-              </w:rPr>
-              <w:t xml:space="preserve">    - Export CSV des écritures</w:t>
-            </w:r>
-          </w:p>
-          <w:p>
-            <w:r>
-              <w:rPr>
-                <w:rFonts w:ascii="Consolas" w:cs="Consolas" w:eastAsia="Consolas" w:hAnsi="Consolas"/>
-                <w:sz w:val="18"/>
-                <w:szCs w:val="18"/>
-              </w:rPr>
-              <w:t xml:space="preserve">  ### Corrigé</w:t>
-            </w:r>
-          </w:p>
-          <w:p>
-            <w:r>
-              <w:rPr>
-                <w:rFonts w:ascii="Consolas" w:cs="Consolas" w:eastAsia="Consolas" w:hAnsi="Consolas"/>
-                <w:sz w:val="18"/>
-                <w:szCs w:val="18"/>
-              </w:rPr>
-              <w:t xml:space="preserve">    - Calcul d'intérêt sur comptes clôturés</w:t>
-            </w:r>
-          </w:p>
-          <w:p>
-            <w:r>
-              <w:rPr>
-                <w:rFonts w:ascii="Consolas" w:cs="Consolas" w:eastAsia="Consolas" w:hAnsi="Consolas"/>
-                <w:sz w:val="18"/>
-                <w:szCs w:val="18"/>
-              </w:rPr>
-              <w:t xml:space="preserve">  ### Changé / RUPTURE</w:t>
-            </w:r>
-          </w:p>
-          <w:p>
-            <w:r>
-              <w:rPr>
-                <w:rFonts w:ascii="Consolas" w:cs="Consolas" w:eastAsia="Consolas" w:hAnsi="Consolas"/>
-                <w:sz w:val="18"/>
-                <w:szCs w:val="18"/>
-              </w:rPr>
-              <w:t xml:space="preserve">    - (rien cette version)</w:t>
+              <w:t xml:space="preserve"> ## [1.2.0] - 2026-06-26</w:t>
+            </w:r>
+          </w:p>
+          <w:p>
+            <w:r>
+              <w:rPr>
+                <w:rFonts w:ascii="Consolas" w:cs="Consolas" w:eastAsia="Consolas" w:hAnsi="Consolas"/>
+                <w:sz w:val="18"/>
+                <w:szCs w:val="18"/>
+              </w:rPr>
+              <w:t xml:space="preserve"> ### Ajouté</w:t>
+            </w:r>
+          </w:p>
+          <w:p>
+            <w:r>
+              <w:rPr>
+                <w:rFonts w:ascii="Consolas" w:cs="Consolas" w:eastAsia="Consolas" w:hAnsi="Consolas"/>
+                <w:sz w:val="18"/>
+                <w:szCs w:val="18"/>
+              </w:rPr>
+              <w:t xml:space="preserve"> - Export CSV des écritures</w:t>
+            </w:r>
+          </w:p>
+          <w:p>
+            <w:r>
+              <w:rPr>
+                <w:rFonts w:ascii="Consolas" w:cs="Consolas" w:eastAsia="Consolas" w:hAnsi="Consolas"/>
+                <w:sz w:val="18"/>
+                <w:szCs w:val="18"/>
+              </w:rPr>
+              <w:t xml:space="preserve"> ### Corrigé</w:t>
+            </w:r>
+          </w:p>
+          <w:p>
+            <w:r>
+              <w:rPr>
+                <w:rFonts w:ascii="Consolas" w:cs="Consolas" w:eastAsia="Consolas" w:hAnsi="Consolas"/>
+                <w:sz w:val="18"/>
+                <w:szCs w:val="18"/>
+              </w:rPr>
+              <w:t xml:space="preserve"> - Calcul d'intérêt sur comptes clôturés</w:t>
+            </w:r>
+          </w:p>
+          <w:p>
+            <w:r>
+              <w:rPr>
+                <w:rFonts w:ascii="Consolas" w:cs="Consolas" w:eastAsia="Consolas" w:hAnsi="Consolas"/>
+                <w:sz w:val="18"/>
+                <w:szCs w:val="18"/>
+              </w:rPr>
+              <w:t xml:space="preserve"> ### Changé / RUPTURE</w:t>
+            </w:r>
+          </w:p>
+          <w:p>
+            <w:r>
+              <w:rPr>
+                <w:rFonts w:ascii="Consolas" w:cs="Consolas" w:eastAsia="Consolas" w:hAnsi="Consolas"/>
+                <w:sz w:val="18"/>
+                <w:szCs w:val="18"/>
+              </w:rPr>
+              <w:t xml:space="preserve"> - (rien cette version)</w:t>
             </w:r>
           </w:p>
           <w:p>
@@ -779,17 +779,17 @@
                 <w:sz w:val="18"/>
                 <w:szCs w:val="18"/>
               </w:rPr>
-              <w:t xml:space="preserve">  ## [1.1.0] - 2026-05-30</w:t>
-            </w:r>
-          </w:p>
-          <w:p>
-            <w:r>
-              <w:rPr>
-                <w:rFonts w:ascii="Consolas" w:cs="Consolas" w:eastAsia="Consolas" w:hAnsi="Consolas"/>
-                <w:sz w:val="18"/>
-                <w:szCs w:val="18"/>
-              </w:rPr>
-              <w:t xml:space="preserve">    ...</w:t>
+              <w:t xml:space="preserve"> ## [1.1.0] - 2026-05-30</w:t>
+            </w:r>
+          </w:p>
+          <w:p>
+            <w:r>
+              <w:rPr>
+                <w:rFonts w:ascii="Consolas" w:cs="Consolas" w:eastAsia="Consolas" w:hAnsi="Consolas"/>
+                <w:sz w:val="18"/>
+                <w:szCs w:val="18"/>
+              </w:rPr>
+              <w:t xml:space="preserve">...</w:t>
             </w:r>
           </w:p>
           <w:p>
@@ -809,57 +809,57 @@
                 <w:sz w:val="18"/>
                 <w:szCs w:val="18"/>
               </w:rPr>
-              <w:t xml:space="preserve">  PROCESSUS (à décider en séance) :</w:t>
-            </w:r>
-          </w:p>
-          <w:p>
-            <w:r>
-              <w:rPr>
-                <w:rFonts w:ascii="Consolas" w:cs="Consolas" w:eastAsia="Consolas" w:hAnsi="Consolas"/>
-                <w:sz w:val="18"/>
-                <w:szCs w:val="18"/>
-              </w:rPr>
-              <w:t xml:space="preserve">    QUAND  : à chaque release (une version = une section)</w:t>
-            </w:r>
-          </w:p>
-          <w:p>
-            <w:r>
-              <w:rPr>
-                <w:rFonts w:ascii="Consolas" w:cs="Consolas" w:eastAsia="Consolas" w:hAnsi="Consolas"/>
-                <w:sz w:val="18"/>
-                <w:szCs w:val="18"/>
-              </w:rPr>
-              <w:t xml:space="preserve">    QUI    : [rôle, ex. auteur de la release]</w:t>
-            </w:r>
-          </w:p>
-          <w:p>
-            <w:r>
-              <w:rPr>
-                <w:rFonts w:ascii="Consolas" w:cs="Consolas" w:eastAsia="Consolas" w:hAnsi="Consolas"/>
-                <w:sz w:val="18"/>
-                <w:szCs w:val="18"/>
-              </w:rPr>
-              <w:t xml:space="preserve">    DEPUIS : les MR mergées depuis la dernière version</w:t>
-            </w:r>
-          </w:p>
-          <w:p>
-            <w:r>
-              <w:rPr>
-                <w:rFonts w:ascii="Consolas" w:cs="Consolas" w:eastAsia="Consolas" w:hAnsi="Consolas"/>
-                <w:sz w:val="18"/>
-                <w:szCs w:val="18"/>
-              </w:rPr>
-              <w:t xml:space="preserve">    POUR QUI : le lecteur (nouveautés, corrections, ruptures),</w:t>
-            </w:r>
-          </w:p>
-          <w:p>
-            <w:r>
-              <w:rPr>
-                <w:rFonts w:ascii="Consolas" w:cs="Consolas" w:eastAsia="Consolas" w:hAnsi="Consolas"/>
-                <w:sz w:val="18"/>
-                <w:szCs w:val="18"/>
-              </w:rPr>
-              <w:t xml:space="preserve">              pas les détails techniques internes</w:t>
+              <w:t xml:space="preserve"> PROCESSUS (à décider en séance) :</w:t>
+            </w:r>
+          </w:p>
+          <w:p>
+            <w:r>
+              <w:rPr>
+                <w:rFonts w:ascii="Consolas" w:cs="Consolas" w:eastAsia="Consolas" w:hAnsi="Consolas"/>
+                <w:sz w:val="18"/>
+                <w:szCs w:val="18"/>
+              </w:rPr>
+              <w:t xml:space="preserve"> QUAND : à chaque release (une version = une section)</w:t>
+            </w:r>
+          </w:p>
+          <w:p>
+            <w:r>
+              <w:rPr>
+                <w:rFonts w:ascii="Consolas" w:cs="Consolas" w:eastAsia="Consolas" w:hAnsi="Consolas"/>
+                <w:sz w:val="18"/>
+                <w:szCs w:val="18"/>
+              </w:rPr>
+              <w:t xml:space="preserve"> QUI : [rôle, ex. auteur de la release]</w:t>
+            </w:r>
+          </w:p>
+          <w:p>
+            <w:r>
+              <w:rPr>
+                <w:rFonts w:ascii="Consolas" w:cs="Consolas" w:eastAsia="Consolas" w:hAnsi="Consolas"/>
+                <w:sz w:val="18"/>
+                <w:szCs w:val="18"/>
+              </w:rPr>
+              <w:t xml:space="preserve"> DEPUIS : les MR mergées depuis la dernière version</w:t>
+            </w:r>
+          </w:p>
+          <w:p>
+            <w:r>
+              <w:rPr>
+                <w:rFonts w:ascii="Consolas" w:cs="Consolas" w:eastAsia="Consolas" w:hAnsi="Consolas"/>
+                <w:sz w:val="18"/>
+                <w:szCs w:val="18"/>
+              </w:rPr>
+              <w:t xml:space="preserve"> POUR QUI : le lecteur (nouveautés, corrections, ruptures),</w:t>
+            </w:r>
+          </w:p>
+          <w:p>
+            <w:r>
+              <w:rPr>
+                <w:rFonts w:ascii="Consolas" w:cs="Consolas" w:eastAsia="Consolas" w:hAnsi="Consolas"/>
+                <w:sz w:val="18"/>
+                <w:szCs w:val="18"/>
+              </w:rPr>
+              <w:t xml:space="preserve"> pas les détails techniques internes</w:t>
             </w:r>
           </w:p>
         </w:tc>
@@ -907,7 +907,7 @@
                 <w:b/>
                 <w:bCs/>
               </w:rPr>
-              <w:t xml:space="preserve">Le lien avec le #98 et la capsule #72</w:t>
+              <w:t xml:space="preserve">Le lien avec le automatiser le CHANGELOG et la capsule</w:t>
             </w:r>
           </w:p>
           <w:p>
@@ -915,7 +915,7 @@
               <w:spacing w:after="60"/>
             </w:pPr>
             <w:r>
-              <w:t xml:space="preserve">Cet atelier crée le CHANGELOG et le processus MANUEL : on tient le fichier à la main à chaque release. C’est volontairement la première étape. L’automatisation de ce remplissage — générer les entrées depuis les commits conventionnels — est traitée au #98, qui renvoie à la capsule #72 (axe porteur D04, c’est de la toolchain de release). Ici on fait exister le fichier et l’habitude ; là-bas on les mécanise. On ne peut automatiser que ce qui existe déjà comme pratique : cet atelier en est le prérequis.</w:t>
+              <w:t xml:space="preserve">Cet atelier crée le CHANGELOG et le processus MANUEL : on tient le fichier à la main à chaque release. C’est volontairement la première étape. L’automatisation de ce remplissage — générer les entrées depuis les commits conventionnels — est traitée au automatiser le CHANGELOG, qui renvoie à la capsule (axe porteur D04, c’est de la toolchain de release). Ici on fait exister le fichier et l’habitude ; là-bas on les mécanise. On ne peut automatiser que ce qui existe déjà comme pratique : cet atelier en est le prérequis.</w:t>
             </w:r>
           </w:p>
         </w:tc>
@@ -934,7 +934,7 @@
         <w:spacing w:after="120"/>
       </w:pPr>
       <w:r>
-        <w:t xml:space="preserve">À la sortie, le repo a un CHANGELOG.md au format Keep a Changelog, initialisé avec une première entrée à partir de l’historique récent, ET un processus de mise à jour décidé : quand (à chaque release), qui, à partir de quoi, pour quel lecteur. Le troisième fichier essentiel de H04 existe, et surtout il a un réflexe pour rester vivant. La mise à jour est manuelle à ce stade — l’habitude est posée, prête à être automatisée au #98 (capsule #72). La métrique Fichiers standards est complète : README, .gitignore, CHANGELOG, tous présents.</w:t>
+        <w:t xml:space="preserve">À la sortie, le repo a un CHANGELOG.md au format Keep a Changelog, initialisé avec une première entrée à partir de l’historique récent, ET un processus de mise à jour décidé : quand (à chaque release), qui, à partir de quoi, pour quel lecteur. Le troisième fichier essentiel de H04 existe, et surtout il a un réflexe pour rester vivant. La mise à jour est manuelle à ce stade — l’habitude est posée, prête à être automatisée au automatiser le CHANGELOG (capsule). La métrique Fichiers standards est complète : README,.gitignore, CHANGELOG, tous présents.</w:t>
       </w:r>
     </w:p>
     <w:p>
@@ -1111,10 +1111,10 @@
           <w:b/>
           <w:bCs/>
         </w:rPr>
-        <w:t xml:space="preserve">(5 min) Relier au #98</w:t>
-      </w:r>
-      <w:r>
-        <w:t xml:space="preserve"> — noter que ce processus manuel sera automatisé au #98 (capsule #72), une fois l’habitude prise.</w:t>
+        <w:t xml:space="preserve">(5 min) Relier au automatiser le CHANGELOG</w:t>
+      </w:r>
+      <w:r>
+        <w:t xml:space="preserve"> — noter que ce processus manuel sera automatisé au automatiser le CHANGELOG (capsule), une fois l’habitude prise.</w:t>
       </w:r>
     </w:p>
     <w:p>
@@ -1194,7 +1194,7 @@
         <w:spacing w:after="80"/>
       </w:pPr>
       <w:r>
-        <w:t xml:space="preserve">Le renvoi vers le #98 / capsule #72 pour l’automatisation future.</w:t>
+        <w:t xml:space="preserve">Le renvoi vers le automatiser le CHANGELOG / capsule pour l’automatisation future.</w:t>
       </w:r>
     </w:p>
     <w:p>
@@ -1210,7 +1210,7 @@
         <w:spacing w:after="120"/>
       </w:pPr>
       <w:r>
-        <w:t xml:space="preserve">Avec le CHANGELOG, les trois fichiers essentiels de H04 existent (README #94/#96, .gitignore #95, CHANGELOG #97). Reste le palier Formalisé : #98 (automatisation du CHANGELOG), qui ne réécrit pas le sujet mais renvoie à la capsule #72 (axe porteur D04) — l’automatisation du remplissage depuis les commits conventionnels. Le processus manuel posé ici est le prérequis direct de cette automatisation.</w:t>
+        <w:t xml:space="preserve">Avec le CHANGELOG, les trois fichiers essentiels de H04 existent (README/,.gitignore, CHANGELOG #97). Reste le palier Formalisé : (automatisation du CHANGELOG), qui ne réécrit pas le sujet mais renvoie à la capsule (axe porteur D04) — l’automatisation du remplissage depuis les commits conventionnels. Le processus manuel posé ici est le prérequis direct de cette automatisation.</w:t>
       </w:r>
     </w:p>
     <w:p>
@@ -1226,7 +1226,7 @@
         <w:spacing w:after="120"/>
       </w:pPr>
       <w:r>
-        <w:t xml:space="preserve">Le repo a un CHANGELOG.md au format Keep a Changelog, initialisé avec une première entrée, et un processus de mise à jour clair et écrit : à chaque release, par un rôle identifié, à partir des MR mergées, pour le lecteur. Le troisième fichier essentiel de H04 existe et a un réflexe pour rester vivant. La mise à jour est manuelle — c’est l’étape attendue, qui installe l’habitude qu’on automatisera au #98. Les trois fichiers essentiels du repo sont désormais présents : la question H04 est satisfaite sur sa substance, et prête pour sa consolidation.</w:t>
+        <w:t xml:space="preserve">Le repo a un CHANGELOG.md au format Keep a Changelog, initialisé avec une première entrée, et un processus de mise à jour clair et écrit : à chaque release, par un rôle identifié, à partir des MR mergées, pour le lecteur. Le troisième fichier essentiel de H04 existe et a un réflexe pour rester vivant. La mise à jour est manuelle — c’est l’étape attendue, qui installe l’habitude qu’on automatisera au automatiser le CHANGELOG. Les trois fichiers essentiels du repo sont désormais présents : la question H04 est satisfaite sur sa substance, et prête pour sa consolidation.</w:t>
       </w:r>
     </w:p>
     <w:sectPr>
